--- a/网八技校模拟赛Ⅰ/小伟的线段树/小伟的线段树.docx
+++ b/网八技校模拟赛Ⅰ/小伟的线段树/小伟的线段树.docx
@@ -181,51 +181,51 @@
           <w:szCs w:val="24"/>
           <w:lang w:eastAsia="zh-CN"/>
         </w:rPr>
-        <w:t>小伟</w:t>
-      </w:r>
-      <w:r>
-        <w:rPr>
-          <w:rFonts w:hint="default"/>
-          <w:b w:val="0"/>
-          <w:bCs w:val="0"/>
-          <w:sz w:val="24"/>
-          <w:szCs w:val="24"/>
-          <w:lang w:eastAsia="zh-CN"/>
-        </w:rPr>
-        <w:t>不是死宅，他喜欢玩碧蓝，小学的时候还是体育生，所以他出了一道线段树题，他有</w:t>
-      </w:r>
-      <w:r>
-        <w:rPr>
-          <w:rFonts w:hint="default"/>
-          <w:b w:val="0"/>
-          <w:bCs w:val="0"/>
-          <w:sz w:val="24"/>
-          <w:szCs w:val="24"/>
-          <w:lang w:eastAsia="zh-CN"/>
-        </w:rPr>
-        <w:t>一个长度为N的序列，</w:t>
-      </w:r>
-      <w:r>
-        <w:rPr>
-          <w:rFonts w:hint="default"/>
-          <w:b w:val="0"/>
-          <w:bCs w:val="0"/>
-          <w:sz w:val="24"/>
-          <w:szCs w:val="24"/>
-          <w:lang w:eastAsia="zh-CN"/>
-        </w:rPr>
-        <w:t>他会告诉你这个序列的长度和每个位置的元素，但不会给你这个序列。</w:t>
-      </w:r>
-      <w:r>
-        <w:rPr>
-          <w:rFonts w:hint="default"/>
-          <w:b w:val="0"/>
-          <w:bCs w:val="0"/>
-          <w:sz w:val="24"/>
-          <w:szCs w:val="24"/>
-          <w:lang w:eastAsia="zh-CN"/>
-        </w:rPr>
-        <w:t>有M次询问，询问若将[l, r]这段区间内元素依次放入一个单调栈中，单调栈的最终大小是多大。</w:t>
+        <w:t>小伟不是死宅，他喜欢玩碧蓝，小学的时候还是体育生，所以他出了一道线段树题，他有一个长度为N的序列，他会告诉你这个序列的长度和每个位置的元素，但不会给你这个序列。有M次询问，询问若将[l, r]这段区间内元素依次放入一个</w:t>
+      </w:r>
+      <w:r>
+        <w:rPr>
+          <w:rFonts w:hint="eastAsia"/>
+          <w:b w:val="0"/>
+          <w:bCs w:val="0"/>
+          <w:sz w:val="24"/>
+          <w:szCs w:val="24"/>
+          <w:lang w:eastAsia="zh-CN"/>
+        </w:rPr>
+        <w:t>严格</w:t>
+      </w:r>
+      <w:r>
+        <w:rPr>
+          <w:rFonts w:hint="default"/>
+          <w:b w:val="0"/>
+          <w:bCs w:val="0"/>
+          <w:sz w:val="24"/>
+          <w:szCs w:val="24"/>
+          <w:lang w:eastAsia="zh-CN"/>
+        </w:rPr>
+        <w:t>单调</w:t>
+      </w:r>
+      <w:r>
+        <w:rPr>
+          <w:rFonts w:hint="eastAsia"/>
+          <w:b w:val="0"/>
+          <w:bCs w:val="0"/>
+          <w:sz w:val="24"/>
+          <w:szCs w:val="24"/>
+          <w:lang w:eastAsia="zh-CN"/>
+        </w:rPr>
+        <w:t>递减</w:t>
+      </w:r>
+      <w:r>
+        <w:rPr>
+          <w:rFonts w:hint="default"/>
+          <w:b w:val="0"/>
+          <w:bCs w:val="0"/>
+          <w:sz w:val="24"/>
+          <w:szCs w:val="24"/>
+          <w:lang w:eastAsia="zh-CN"/>
+        </w:rPr>
+        <w:t>栈中，栈的最终大小是多大。</w:t>
       </w:r>
     </w:p>
     <w:p>
@@ -251,164 +251,200 @@
           <w:lang w:eastAsia="zh-CN"/>
         </w:rPr>
         <w:t>本题开启O2。</w:t>
+      </w:r>
+    </w:p>
+    <w:p>
+      <w:pPr>
+        <w:ind w:firstLine="420" w:firstLineChars="0"/>
+        <w:jc w:val="both"/>
+        <w:rPr>
+          <w:rFonts w:hint="eastAsia"/>
+          <w:b w:val="0"/>
+          <w:bCs w:val="0"/>
+          <w:sz w:val="24"/>
+          <w:szCs w:val="24"/>
+          <w:lang w:val="en-US" w:eastAsia="zh-CN"/>
+        </w:rPr>
+      </w:pPr>
+    </w:p>
+    <w:bookmarkEnd w:id="2"/>
+    <w:p>
+      <w:pPr>
+        <w:jc w:val="both"/>
+        <w:rPr>
+          <w:rFonts w:hint="eastAsia"/>
+          <w:b/>
+          <w:bCs/>
+          <w:sz w:val="28"/>
+          <w:szCs w:val="28"/>
+          <w:lang w:val="en-US" w:eastAsia="zh-CN"/>
+        </w:rPr>
+      </w:pPr>
+      <w:r>
+        <w:rPr>
+          <w:rFonts w:hint="eastAsia"/>
+          <w:b/>
+          <w:bCs/>
+          <w:sz w:val="28"/>
+          <w:szCs w:val="28"/>
+          <w:lang w:val="en-US" w:eastAsia="zh-CN"/>
+        </w:rPr>
+        <w:t>输入描述</w:t>
+      </w:r>
+    </w:p>
+    <w:p>
+      <w:pPr>
+        <w:ind w:firstLine="420" w:firstLineChars="0"/>
+        <w:jc w:val="both"/>
+        <w:outlineLvl w:val="9"/>
+        <w:rPr>
+          <w:rFonts w:hint="default"/>
+          <w:b w:val="0"/>
+          <w:bCs w:val="0"/>
+          <w:sz w:val="24"/>
+          <w:szCs w:val="24"/>
+          <w:lang w:eastAsia="zh-CN"/>
+        </w:rPr>
+      </w:pPr>
+      <w:bookmarkStart w:id="3" w:name="OLE_LINK4"/>
+      <w:r>
+        <w:rPr>
+          <w:rFonts w:hint="default"/>
+          <w:b w:val="0"/>
+          <w:bCs w:val="0"/>
+          <w:sz w:val="24"/>
+          <w:szCs w:val="24"/>
+          <w:lang w:eastAsia="zh-CN"/>
+        </w:rPr>
+        <w:t>第一行两个整数N,M。</w:t>
+      </w:r>
+    </w:p>
+    <w:p>
+      <w:pPr>
+        <w:ind w:firstLine="420" w:firstLineChars="0"/>
+        <w:jc w:val="both"/>
+        <w:outlineLvl w:val="9"/>
+        <w:rPr>
+          <w:rFonts w:hint="default"/>
+          <w:b w:val="0"/>
+          <w:bCs w:val="0"/>
+          <w:sz w:val="24"/>
+          <w:szCs w:val="24"/>
+          <w:lang w:eastAsia="zh-CN"/>
+        </w:rPr>
+      </w:pPr>
+      <w:r>
+        <w:rPr>
+          <w:rFonts w:hint="default"/>
+          <w:b w:val="0"/>
+          <w:bCs w:val="0"/>
+          <w:sz w:val="24"/>
+          <w:szCs w:val="24"/>
+          <w:lang w:eastAsia="zh-CN"/>
+        </w:rPr>
+        <w:t>第二行N个整数ai表示序列的元素。</w:t>
+      </w:r>
+    </w:p>
+    <w:p>
+      <w:pPr>
+        <w:ind w:firstLine="420" w:firstLineChars="0"/>
+        <w:jc w:val="both"/>
+        <w:outlineLvl w:val="9"/>
+        <w:rPr>
+          <w:rFonts w:hint="eastAsia"/>
+          <w:b w:val="0"/>
+          <w:bCs w:val="0"/>
+          <w:sz w:val="24"/>
+          <w:szCs w:val="24"/>
+          <w:lang w:eastAsia="zh-CN"/>
+        </w:rPr>
+      </w:pPr>
+      <w:r>
+        <w:rPr>
+          <w:rFonts w:hint="default"/>
+          <w:b w:val="0"/>
+          <w:bCs w:val="0"/>
+          <w:sz w:val="24"/>
+          <w:szCs w:val="24"/>
+          <w:lang w:eastAsia="zh-CN"/>
+        </w:rPr>
+        <w:t>接下来M行，每行两个整数l, r表示询问若将[l, r]这段区间内元素依次放入一个</w:t>
+      </w:r>
+      <w:r>
+        <w:rPr>
+          <w:rFonts w:hint="eastAsia"/>
+          <w:b w:val="0"/>
+          <w:bCs w:val="0"/>
+          <w:sz w:val="24"/>
+          <w:szCs w:val="24"/>
+          <w:lang w:eastAsia="zh-CN"/>
+        </w:rPr>
+        <w:t>严格</w:t>
+      </w:r>
+      <w:r>
+        <w:rPr>
+          <w:rFonts w:hint="default"/>
+          <w:b w:val="0"/>
+          <w:bCs w:val="0"/>
+          <w:sz w:val="24"/>
+          <w:szCs w:val="24"/>
+          <w:lang w:eastAsia="zh-CN"/>
+        </w:rPr>
+        <w:t>单调</w:t>
+      </w:r>
+      <w:r>
+        <w:rPr>
+          <w:rFonts w:hint="eastAsia"/>
+          <w:b w:val="0"/>
+          <w:bCs w:val="0"/>
+          <w:sz w:val="24"/>
+          <w:szCs w:val="24"/>
+          <w:lang w:eastAsia="zh-CN"/>
+        </w:rPr>
+        <w:t>递减</w:t>
       </w:r>
       <w:bookmarkStart w:id="6" w:name="_GoBack"/>
       <w:bookmarkEnd w:id="6"/>
-    </w:p>
-    <w:p>
-      <w:pPr>
-        <w:ind w:firstLine="420" w:firstLineChars="0"/>
-        <w:jc w:val="both"/>
-        <w:rPr>
-          <w:rFonts w:hint="eastAsia"/>
-          <w:b w:val="0"/>
-          <w:bCs w:val="0"/>
-          <w:sz w:val="24"/>
-          <w:szCs w:val="24"/>
-          <w:lang w:val="en-US" w:eastAsia="zh-CN"/>
-        </w:rPr>
-      </w:pPr>
-    </w:p>
-    <w:bookmarkEnd w:id="2"/>
-    <w:p>
-      <w:pPr>
-        <w:jc w:val="both"/>
-        <w:rPr>
-          <w:rFonts w:hint="eastAsia"/>
-          <w:b/>
-          <w:bCs/>
-          <w:sz w:val="28"/>
-          <w:szCs w:val="28"/>
-          <w:lang w:val="en-US" w:eastAsia="zh-CN"/>
-        </w:rPr>
-      </w:pPr>
-      <w:r>
-        <w:rPr>
-          <w:rFonts w:hint="eastAsia"/>
-          <w:b/>
-          <w:bCs/>
-          <w:sz w:val="28"/>
-          <w:szCs w:val="28"/>
-          <w:lang w:val="en-US" w:eastAsia="zh-CN"/>
-        </w:rPr>
-        <w:t>输入描述</w:t>
-      </w:r>
-    </w:p>
-    <w:p>
-      <w:pPr>
-        <w:ind w:firstLine="420" w:firstLineChars="0"/>
+      <w:r>
+        <w:rPr>
+          <w:rFonts w:hint="default"/>
+          <w:b w:val="0"/>
+          <w:bCs w:val="0"/>
+          <w:sz w:val="24"/>
+          <w:szCs w:val="24"/>
+          <w:lang w:eastAsia="zh-CN"/>
+        </w:rPr>
+        <w:t>栈中，栈的最终大小是多大。</w:t>
+      </w:r>
+    </w:p>
+    <w:bookmarkEnd w:id="3"/>
+    <w:p>
+      <w:pPr>
+        <w:tabs>
+          <w:tab w:val="left" w:pos="5076"/>
+        </w:tabs>
         <w:jc w:val="both"/>
         <w:outlineLvl w:val="9"/>
         <w:rPr>
-          <w:rFonts w:hint="default"/>
-          <w:b w:val="0"/>
-          <w:bCs w:val="0"/>
-          <w:sz w:val="24"/>
-          <w:szCs w:val="24"/>
-          <w:lang w:eastAsia="zh-CN"/>
-        </w:rPr>
-      </w:pPr>
-      <w:bookmarkStart w:id="3" w:name="OLE_LINK4"/>
-      <w:r>
-        <w:rPr>
-          <w:rFonts w:hint="default"/>
-          <w:b w:val="0"/>
-          <w:bCs w:val="0"/>
-          <w:sz w:val="24"/>
-          <w:szCs w:val="24"/>
-          <w:lang w:eastAsia="zh-CN"/>
-        </w:rPr>
-        <w:t>第一行两个整数N,M。</w:t>
-      </w:r>
-    </w:p>
-    <w:p>
-      <w:pPr>
-        <w:ind w:firstLine="420" w:firstLineChars="0"/>
-        <w:jc w:val="both"/>
-        <w:outlineLvl w:val="9"/>
-        <w:rPr>
-          <w:rFonts w:hint="default"/>
-          <w:b w:val="0"/>
-          <w:bCs w:val="0"/>
-          <w:sz w:val="24"/>
-          <w:szCs w:val="24"/>
-          <w:lang w:eastAsia="zh-CN"/>
-        </w:rPr>
-      </w:pPr>
-      <w:r>
-        <w:rPr>
-          <w:rFonts w:hint="default"/>
-          <w:b w:val="0"/>
-          <w:bCs w:val="0"/>
-          <w:sz w:val="24"/>
-          <w:szCs w:val="24"/>
-          <w:lang w:eastAsia="zh-CN"/>
-        </w:rPr>
-        <w:t>第二行N个整数ai表示序列的元素。</w:t>
-      </w:r>
-    </w:p>
-    <w:p>
-      <w:pPr>
-        <w:ind w:firstLine="420" w:firstLineChars="0"/>
-        <w:jc w:val="both"/>
-        <w:outlineLvl w:val="9"/>
-        <w:rPr>
-          <w:rFonts w:hint="eastAsia"/>
-          <w:b w:val="0"/>
-          <w:bCs w:val="0"/>
-          <w:sz w:val="24"/>
-          <w:szCs w:val="24"/>
-          <w:lang w:eastAsia="zh-CN"/>
-        </w:rPr>
-      </w:pPr>
-      <w:r>
-        <w:rPr>
-          <w:rFonts w:hint="default"/>
-          <w:b w:val="0"/>
-          <w:bCs w:val="0"/>
-          <w:sz w:val="24"/>
-          <w:szCs w:val="24"/>
-          <w:lang w:eastAsia="zh-CN"/>
-        </w:rPr>
-        <w:t>接下来M行，每行两个整数l, r表示</w:t>
-      </w:r>
-      <w:r>
-        <w:rPr>
-          <w:rFonts w:hint="default"/>
-          <w:b w:val="0"/>
-          <w:bCs w:val="0"/>
-          <w:sz w:val="24"/>
-          <w:szCs w:val="24"/>
-          <w:lang w:eastAsia="zh-CN"/>
-        </w:rPr>
-        <w:t>询问若将[l, r]这段区间内元素依次放入一个单调栈中，单调栈的最终大小是多大</w:t>
-      </w:r>
-      <w:r>
-        <w:rPr>
-          <w:rFonts w:hint="default"/>
-          <w:b w:val="0"/>
-          <w:bCs w:val="0"/>
-          <w:sz w:val="24"/>
-          <w:szCs w:val="24"/>
-          <w:lang w:eastAsia="zh-CN"/>
-        </w:rPr>
-        <w:t>。</w:t>
-      </w:r>
-    </w:p>
-    <w:bookmarkEnd w:id="3"/>
-    <w:p>
-      <w:pPr>
-        <w:jc w:val="both"/>
-        <w:outlineLvl w:val="9"/>
-        <w:rPr>
-          <w:rFonts w:hint="eastAsia"/>
-          <w:b w:val="0"/>
-          <w:bCs w:val="0"/>
-          <w:sz w:val="24"/>
-          <w:szCs w:val="24"/>
-          <w:lang w:val="en-US" w:eastAsia="zh-CN"/>
-        </w:rPr>
-      </w:pPr>
+          <w:rFonts w:hint="eastAsia"/>
+          <w:b w:val="0"/>
+          <w:bCs w:val="0"/>
+          <w:sz w:val="24"/>
+          <w:szCs w:val="24"/>
+          <w:lang w:val="en-US" w:eastAsia="zh-CN"/>
+        </w:rPr>
+      </w:pPr>
+      <w:r>
+        <w:rPr>
+          <w:rFonts w:hint="eastAsia"/>
+          <w:b w:val="0"/>
+          <w:bCs w:val="0"/>
+          <w:sz w:val="24"/>
+          <w:szCs w:val="24"/>
+          <w:lang w:val="en-US" w:eastAsia="zh-CN"/>
+        </w:rPr>
+        <w:tab/>
+      </w:r>
     </w:p>
     <w:p>
       <w:pPr>
@@ -1039,7 +1075,7 @@
   <a:themeElements>
     <a:clrScheme name="Office">
       <a:dk1>
-        <a:sysClr val="windowText" lastClr="4C4C4C"/>
+        <a:sysClr val="windowText" lastClr="000000"/>
       </a:dk1>
       <a:lt1>
         <a:sysClr val="window" lastClr="FFFFFF"/>
